--- a/templates/officers.docx
+++ b/templates/officers.docx
@@ -944,6 +944,8 @@
         </w:rPr>
         <w:tab/>
       </w:r>
+      <w:bookmarkStart w:id="1" w:name="_GoBack"/>
+      <w:bookmarkEnd w:id="1"/>
       <w:r>
         <w:rPr>
           <w:rFonts w:hint="default" w:ascii="Arial" w:hAnsi="Arial" w:eastAsia="Arial" w:cs="Arial"/>
@@ -1430,17 +1432,7 @@
                 <w:b/>
                 <w:lang w:val="en-US"/>
               </w:rPr>
-              <w:t>{INSP</w:t>
-            </w:r>
-            <w:bookmarkStart w:id="1" w:name="_GoBack"/>
-            <w:bookmarkEnd w:id="1"/>
-            <w:r>
-              <w:rPr>
-                <w:rFonts w:hint="default" w:ascii="Arial" w:hAnsi="Arial" w:eastAsia="Arial" w:cs="Arial"/>
-                <w:b/>
-                <w:lang w:val="en-US"/>
-              </w:rPr>
-              <w:t>ECTOR_2} {</w:t>
+              <w:t>{INSPECTOR_2} {</w:t>
             </w:r>
             <w:r>
               <w:rPr>
@@ -1489,10 +1481,69 @@
               <w:spacing w:line="0" w:lineRule="atLeast"/>
               <w:ind w:right="27"/>
               <w:rPr>
+                <w:rFonts w:ascii="Arial" w:hAnsi="Arial" w:eastAsia="Arial" w:cs="Arial"/>
+                <w:b/>
+              </w:rPr>
+            </w:pPr>
+            <w:r>
+              <w:rPr>
                 <w:rFonts w:hint="default" w:ascii="Arial" w:hAnsi="Arial" w:eastAsia="Arial" w:cs="Arial"/>
-                <w:bCs/>
+                <w:b/>
                 <w:lang w:val="en-US"/>
               </w:rPr>
+              <w:t>{INSPECTOR_3} {</w:t>
+            </w:r>
+            <w:r>
+              <w:rPr>
+                <w:rFonts w:hint="default" w:ascii="Arial" w:hAnsi="Arial" w:eastAsia="Arial" w:cs="Arial"/>
+                <w:b/>
+                <w:lang w:val="en-PH"/>
+              </w:rPr>
+              <w:t>INSPECTOR_3</w:t>
+            </w:r>
+            <w:r>
+              <w:rPr>
+                <w:rFonts w:hint="default" w:ascii="Arial" w:hAnsi="Arial" w:eastAsia="Arial" w:cs="Arial"/>
+                <w:b/>
+                <w:lang w:val="en-US"/>
+              </w:rPr>
+              <w:t>_</w:t>
+            </w:r>
+            <w:r>
+              <w:rPr>
+                <w:rFonts w:hint="default" w:ascii="Arial" w:hAnsi="Arial" w:eastAsia="Arial" w:cs="Arial"/>
+                <w:b/>
+                <w:lang w:val="en-PH"/>
+              </w:rPr>
+              <w:t>SERIAL</w:t>
+            </w:r>
+            <w:r>
+              <w:rPr>
+                <w:rFonts w:hint="default" w:ascii="Arial" w:hAnsi="Arial" w:eastAsia="Arial" w:cs="Arial"/>
+                <w:b/>
+                <w:lang w:val="en-US"/>
+              </w:rPr>
+              <w:t>}</w:t>
+            </w:r>
+            <w:r>
+              <w:rPr>
+                <w:rFonts w:ascii="Arial" w:hAnsi="Arial" w:eastAsia="Arial" w:cs="Arial"/>
+                <w:b/>
+              </w:rPr>
+              <w:t xml:space="preserve">      </w:t>
+            </w:r>
+          </w:p>
+          <w:p>
+            <w:pPr>
+              <w:widowControl w:val="0"/>
+              <w:suppressAutoHyphens/>
+              <w:spacing w:line="0" w:lineRule="atLeast"/>
+              <w:ind w:right="27"/>
+              <w:rPr>
+                <w:rFonts w:hint="default" w:ascii="Arial" w:hAnsi="Arial" w:eastAsia="Arial" w:cs="Arial"/>
+                <w:b/>
+                <w:lang w:val="en-US"/>
+              </w:rPr>
             </w:pPr>
             <w:r>
               <w:rPr>
@@ -1500,7 +1551,7 @@
                 <w:b/>
                 <w:lang w:val="en-US"/>
               </w:rPr>
-              <w:t>{INSPECTOR_3} {</w:t>
+              <w:t>{INSPECTOR_4} {</w:t>
             </w:r>
             <w:r>
               <w:rPr>
@@ -1508,7 +1559,7 @@
                 <w:b/>
                 <w:lang w:val="en-PH"/>
               </w:rPr>
-              <w:t>INSPECTOR_3</w:t>
+              <w:t>INSPECTOR_</w:t>
             </w:r>
             <w:r>
               <w:rPr>
@@ -1516,7 +1567,7 @@
                 <w:b/>
                 <w:lang w:val="en-US"/>
               </w:rPr>
-              <w:t>_</w:t>
+              <w:t>4_</w:t>
             </w:r>
             <w:r>
               <w:rPr>
@@ -1539,7 +1590,67 @@
                 <w:rFonts w:ascii="Arial" w:hAnsi="Arial" w:eastAsia="Arial" w:cs="Arial"/>
                 <w:b/>
               </w:rPr>
-              <w:t xml:space="preserve">      </w:t>
+              <w:t xml:space="preserve"> </w:t>
+            </w:r>
+          </w:p>
+          <w:p>
+            <w:pPr>
+              <w:widowControl w:val="0"/>
+              <w:suppressAutoHyphens/>
+              <w:spacing w:line="0" w:lineRule="atLeast"/>
+              <w:ind w:right="27"/>
+              <w:rPr>
+                <w:rFonts w:hint="default" w:ascii="Arial" w:hAnsi="Arial" w:eastAsia="Arial" w:cs="Arial"/>
+                <w:b/>
+                <w:lang w:val="en-US"/>
+              </w:rPr>
+            </w:pPr>
+            <w:r>
+              <w:rPr>
+                <w:rFonts w:hint="default" w:ascii="Arial" w:hAnsi="Arial" w:eastAsia="Arial" w:cs="Arial"/>
+                <w:b/>
+                <w:lang w:val="en-US"/>
+              </w:rPr>
+              <w:t>{INSPECTOR_5} {</w:t>
+            </w:r>
+            <w:r>
+              <w:rPr>
+                <w:rFonts w:hint="default" w:ascii="Arial" w:hAnsi="Arial" w:eastAsia="Arial" w:cs="Arial"/>
+                <w:b/>
+                <w:lang w:val="en-PH"/>
+              </w:rPr>
+              <w:t>INSPECTOR_</w:t>
+            </w:r>
+            <w:r>
+              <w:rPr>
+                <w:rFonts w:hint="default" w:ascii="Arial" w:hAnsi="Arial" w:eastAsia="Arial" w:cs="Arial"/>
+                <w:b/>
+                <w:lang w:val="en-US"/>
+              </w:rPr>
+              <w:t>5_</w:t>
+            </w:r>
+            <w:r>
+              <w:rPr>
+                <w:rFonts w:hint="default" w:ascii="Arial" w:hAnsi="Arial" w:eastAsia="Arial" w:cs="Arial"/>
+                <w:b/>
+                <w:lang w:val="en-PH"/>
+              </w:rPr>
+              <w:t>SERIAL</w:t>
+            </w:r>
+            <w:r>
+              <w:rPr>
+                <w:rFonts w:hint="default" w:ascii="Arial" w:hAnsi="Arial" w:eastAsia="Arial" w:cs="Arial"/>
+                <w:b/>
+                <w:lang w:val="en-US"/>
+              </w:rPr>
+              <w:t>}</w:t>
+            </w:r>
+            <w:r>
+              <w:rPr>
+                <w:rFonts w:ascii="Arial" w:hAnsi="Arial" w:eastAsia="Arial" w:cs="Arial"/>
+                <w:b/>
+              </w:rPr>
+              <w:t xml:space="preserve">   </w:t>
             </w:r>
           </w:p>
         </w:tc>

--- a/templates/officers.docx
+++ b/templates/officers.docx
@@ -12,6 +12,176 @@
         </w:rPr>
       </w:pPr>
       <w:bookmarkStart w:id="0" w:name="_Hlk123813316"/>
+      <w:r>
+        <w:rPr>
+          <w:rFonts w:ascii="Arial" w:hAnsi="Arial" w:eastAsia="Arial" w:cs="Arial"/>
+          <w:b/>
+        </w:rPr>
+        <mc:AlternateContent>
+          <mc:Choice Requires="wps">
+            <w:drawing>
+              <wp:anchor distT="45720" distB="45720" distL="114300" distR="114300" simplePos="0" relativeHeight="251669504" behindDoc="1" locked="0" layoutInCell="1" allowOverlap="1">
+                <wp:simplePos x="0" y="0"/>
+                <wp:positionH relativeFrom="margin">
+                  <wp:posOffset>4830445</wp:posOffset>
+                </wp:positionH>
+                <wp:positionV relativeFrom="paragraph">
+                  <wp:posOffset>-1001395</wp:posOffset>
+                </wp:positionV>
+                <wp:extent cx="2202815" cy="262255"/>
+                <wp:effectExtent l="0" t="0" r="0" b="0"/>
+                <wp:wrapNone/>
+                <wp:docPr id="4" name="Text Box 2"/>
+                <wp:cNvGraphicFramePr/>
+                <a:graphic xmlns:a="http://schemas.openxmlformats.org/drawingml/2006/main">
+                  <a:graphicData uri="http://schemas.microsoft.com/office/word/2010/wordprocessingShape">
+                    <wps:wsp>
+                      <wps:cNvSpPr txBox="1">
+                        <a:spLocks noChangeArrowheads="1"/>
+                      </wps:cNvSpPr>
+                      <wps:spPr bwMode="auto">
+                        <a:xfrm>
+                          <a:off x="0" y="0"/>
+                          <a:ext cx="2202815" cy="262255"/>
+                        </a:xfrm>
+                        <a:prstGeom prst="rect">
+                          <a:avLst/>
+                        </a:prstGeom>
+                        <a:noFill/>
+                        <a:ln w="9525">
+                          <a:noFill/>
+                          <a:miter lim="800000"/>
+                        </a:ln>
+                      </wps:spPr>
+                      <wps:txbx>
+                        <w:txbxContent>
+                          <w:p>
+                            <w:pPr>
+                              <w:jc w:val="center"/>
+                              <w:rPr>
+                                <w:rFonts w:hint="default" w:ascii="Arial" w:hAnsi="Arial" w:cs="Arial"/>
+                                <w:b/>
+                                <w:bCs/>
+                                <w:sz w:val="14"/>
+                                <w:szCs w:val="14"/>
+                                <w:u w:val="none"/>
+                                <w:lang w:val="en-PH"/>
+                              </w:rPr>
+                            </w:pPr>
+                            <w:r>
+                              <w:rPr>
+                                <w:rFonts w:hint="default" w:ascii="Arial" w:hAnsi="Arial" w:cs="Arial"/>
+                                <w:b/>
+                                <w:bCs/>
+                                <w:sz w:val="14"/>
+                                <w:szCs w:val="14"/>
+                                <w:u w:val="none"/>
+                                <w:lang w:val="en-PH"/>
+                              </w:rPr>
+                              <w:t>{</w:t>
+                            </w:r>
+                            <w:r>
+                              <w:rPr>
+                                <w:rFonts w:hint="default" w:ascii="Arial" w:hAnsi="Arial" w:cs="Arial"/>
+                                <w:b/>
+                                <w:bCs/>
+                                <w:sz w:val="14"/>
+                                <w:szCs w:val="14"/>
+                                <w:u w:val="none"/>
+                                <w:lang w:val="en-US"/>
+                              </w:rPr>
+                              <w:t>APPLICATION_NO</w:t>
+                            </w:r>
+                            <w:r>
+                              <w:rPr>
+                                <w:rFonts w:hint="default" w:ascii="Arial" w:hAnsi="Arial" w:cs="Arial"/>
+                                <w:b/>
+                                <w:bCs/>
+                                <w:sz w:val="14"/>
+                                <w:szCs w:val="14"/>
+                                <w:u w:val="none"/>
+                                <w:lang w:val="en-PH"/>
+                              </w:rPr>
+                              <w:t>}</w:t>
+                            </w:r>
+                          </w:p>
+                        </w:txbxContent>
+                      </wps:txbx>
+                      <wps:bodyPr rot="0" vert="horz" wrap="square" lIns="91440" tIns="45720" rIns="91440" bIns="45720" anchor="t" anchorCtr="0">
+                        <a:noAutofit/>
+                      </wps:bodyPr>
+                    </wps:wsp>
+                  </a:graphicData>
+                </a:graphic>
+              </wp:anchor>
+            </w:drawing>
+          </mc:Choice>
+          <mc:Fallback>
+            <w:pict>
+              <v:shape id="Text Box 2" o:spid="_x0000_s1026" o:spt="202" type="#_x0000_t202" style="position:absolute;left:0pt;margin-left:380.35pt;margin-top:-78.85pt;height:20.65pt;width:173.45pt;mso-position-horizontal-relative:margin;z-index:-251646976;mso-width-relative:page;mso-height-relative:page;" filled="f" stroked="f" coordsize="21600,21600" o:gfxdata="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">
+                <v:fill on="f" focussize="0,0"/>
+                <v:stroke on="f" miterlimit="8" joinstyle="miter"/>
+                <v:imagedata o:title=""/>
+                <o:lock v:ext="edit" aspectratio="f"/>
+                <v:textbox>
+                  <w:txbxContent>
+                    <w:p>
+                      <w:pPr>
+                        <w:jc w:val="center"/>
+                        <w:rPr>
+                          <w:rFonts w:hint="default" w:ascii="Arial" w:hAnsi="Arial" w:cs="Arial"/>
+                          <w:b/>
+                          <w:bCs/>
+                          <w:sz w:val="14"/>
+                          <w:szCs w:val="14"/>
+                          <w:u w:val="none"/>
+                          <w:lang w:val="en-PH"/>
+                        </w:rPr>
+                      </w:pPr>
+                      <w:r>
+                        <w:rPr>
+                          <w:rFonts w:hint="default" w:ascii="Arial" w:hAnsi="Arial" w:cs="Arial"/>
+                          <w:b/>
+                          <w:bCs/>
+                          <w:sz w:val="14"/>
+                          <w:szCs w:val="14"/>
+                          <w:u w:val="none"/>
+                          <w:lang w:val="en-PH"/>
+                        </w:rPr>
+                        <w:t>{</w:t>
+                      </w:r>
+                      <w:r>
+                        <w:rPr>
+                          <w:rFonts w:hint="default" w:ascii="Arial" w:hAnsi="Arial" w:cs="Arial"/>
+                          <w:b/>
+                          <w:bCs/>
+                          <w:sz w:val="14"/>
+                          <w:szCs w:val="14"/>
+                          <w:u w:val="none"/>
+                          <w:lang w:val="en-US"/>
+                        </w:rPr>
+                        <w:t>APPLICATION_NO</w:t>
+                      </w:r>
+                      <w:r>
+                        <w:rPr>
+                          <w:rFonts w:hint="default" w:ascii="Arial" w:hAnsi="Arial" w:cs="Arial"/>
+                          <w:b/>
+                          <w:bCs/>
+                          <w:sz w:val="14"/>
+                          <w:szCs w:val="14"/>
+                          <w:u w:val="none"/>
+                          <w:lang w:val="en-PH"/>
+                        </w:rPr>
+                        <w:t>}</w:t>
+                      </w:r>
+                    </w:p>
+                  </w:txbxContent>
+                </v:textbox>
+              </v:shape>
+            </w:pict>
+          </mc:Fallback>
+        </mc:AlternateContent>
+      </w:r>
       <w:r>
         <w:rPr>
           <w:rFonts w:ascii="Arial" w:hAnsi="Arial" w:cs="Arial"/>
@@ -109,6 +279,8 @@
         </w:rPr>
         <w:t xml:space="preserve">  </w:t>
       </w:r>
+      <w:bookmarkStart w:id="1" w:name="_GoBack"/>
+      <w:bookmarkEnd w:id="1"/>
     </w:p>
     <w:p>
       <w:pPr>
@@ -944,8 +1116,6 @@
         </w:rPr>
         <w:tab/>
       </w:r>
-      <w:bookmarkStart w:id="1" w:name="_GoBack"/>
-      <w:bookmarkEnd w:id="1"/>
       <w:r>
         <w:rPr>
           <w:rFonts w:hint="default" w:ascii="Arial" w:hAnsi="Arial" w:eastAsia="Arial" w:cs="Arial"/>

--- a/templates/officers.docx
+++ b/templates/officers.docx
@@ -11,6 +11,8 @@
           <w:szCs w:val="24"/>
         </w:rPr>
       </w:pPr>
+      <w:bookmarkStart w:id="1" w:name="_GoBack"/>
+      <w:bookmarkEnd w:id="1"/>
       <w:bookmarkStart w:id="0" w:name="_Hlk123813316"/>
       <w:r>
         <w:rPr>
@@ -90,7 +92,7 @@
                                 <w:u w:val="none"/>
                                 <w:lang w:val="en-US"/>
                               </w:rPr>
-                              <w:t>APPLICATION_NO</w:t>
+                              <w:t>FSIC_APP_NO</w:t>
                             </w:r>
                             <w:r>
                               <w:rPr>
@@ -160,7 +162,7 @@
                           <w:u w:val="none"/>
                           <w:lang w:val="en-US"/>
                         </w:rPr>
-                        <w:t>APPLICATION_NO</w:t>
+                        <w:t>FSIC_APP_NO</w:t>
                       </w:r>
                       <w:r>
                         <w:rPr>
@@ -279,8 +281,6 @@
         </w:rPr>
         <w:t xml:space="preserve">  </w:t>
       </w:r>
-      <w:bookmarkStart w:id="1" w:name="_GoBack"/>
-      <w:bookmarkEnd w:id="1"/>
     </w:p>
     <w:p>
       <w:pPr>

--- a/templates/officers.docx
+++ b/templates/officers.docx
@@ -11,179 +11,7 @@
           <w:szCs w:val="24"/>
         </w:rPr>
       </w:pPr>
-      <w:bookmarkStart w:id="1" w:name="_GoBack"/>
-      <w:bookmarkEnd w:id="1"/>
       <w:bookmarkStart w:id="0" w:name="_Hlk123813316"/>
-      <w:r>
-        <w:rPr>
-          <w:rFonts w:ascii="Arial" w:hAnsi="Arial" w:eastAsia="Arial" w:cs="Arial"/>
-          <w:b/>
-        </w:rPr>
-        <mc:AlternateContent>
-          <mc:Choice Requires="wps">
-            <w:drawing>
-              <wp:anchor distT="45720" distB="45720" distL="114300" distR="114300" simplePos="0" relativeHeight="251669504" behindDoc="1" locked="0" layoutInCell="1" allowOverlap="1">
-                <wp:simplePos x="0" y="0"/>
-                <wp:positionH relativeFrom="margin">
-                  <wp:posOffset>4830445</wp:posOffset>
-                </wp:positionH>
-                <wp:positionV relativeFrom="paragraph">
-                  <wp:posOffset>-1001395</wp:posOffset>
-                </wp:positionV>
-                <wp:extent cx="2202815" cy="262255"/>
-                <wp:effectExtent l="0" t="0" r="0" b="0"/>
-                <wp:wrapNone/>
-                <wp:docPr id="4" name="Text Box 2"/>
-                <wp:cNvGraphicFramePr/>
-                <a:graphic xmlns:a="http://schemas.openxmlformats.org/drawingml/2006/main">
-                  <a:graphicData uri="http://schemas.microsoft.com/office/word/2010/wordprocessingShape">
-                    <wps:wsp>
-                      <wps:cNvSpPr txBox="1">
-                        <a:spLocks noChangeArrowheads="1"/>
-                      </wps:cNvSpPr>
-                      <wps:spPr bwMode="auto">
-                        <a:xfrm>
-                          <a:off x="0" y="0"/>
-                          <a:ext cx="2202815" cy="262255"/>
-                        </a:xfrm>
-                        <a:prstGeom prst="rect">
-                          <a:avLst/>
-                        </a:prstGeom>
-                        <a:noFill/>
-                        <a:ln w="9525">
-                          <a:noFill/>
-                          <a:miter lim="800000"/>
-                        </a:ln>
-                      </wps:spPr>
-                      <wps:txbx>
-                        <w:txbxContent>
-                          <w:p>
-                            <w:pPr>
-                              <w:jc w:val="center"/>
-                              <w:rPr>
-                                <w:rFonts w:hint="default" w:ascii="Arial" w:hAnsi="Arial" w:cs="Arial"/>
-                                <w:b/>
-                                <w:bCs/>
-                                <w:sz w:val="14"/>
-                                <w:szCs w:val="14"/>
-                                <w:u w:val="none"/>
-                                <w:lang w:val="en-PH"/>
-                              </w:rPr>
-                            </w:pPr>
-                            <w:r>
-                              <w:rPr>
-                                <w:rFonts w:hint="default" w:ascii="Arial" w:hAnsi="Arial" w:cs="Arial"/>
-                                <w:b/>
-                                <w:bCs/>
-                                <w:sz w:val="14"/>
-                                <w:szCs w:val="14"/>
-                                <w:u w:val="none"/>
-                                <w:lang w:val="en-PH"/>
-                              </w:rPr>
-                              <w:t>{</w:t>
-                            </w:r>
-                            <w:r>
-                              <w:rPr>
-                                <w:rFonts w:hint="default" w:ascii="Arial" w:hAnsi="Arial" w:cs="Arial"/>
-                                <w:b/>
-                                <w:bCs/>
-                                <w:sz w:val="14"/>
-                                <w:szCs w:val="14"/>
-                                <w:u w:val="none"/>
-                                <w:lang w:val="en-US"/>
-                              </w:rPr>
-                              <w:t>FSIC_APP_NO</w:t>
-                            </w:r>
-                            <w:r>
-                              <w:rPr>
-                                <w:rFonts w:hint="default" w:ascii="Arial" w:hAnsi="Arial" w:cs="Arial"/>
-                                <w:b/>
-                                <w:bCs/>
-                                <w:sz w:val="14"/>
-                                <w:szCs w:val="14"/>
-                                <w:u w:val="none"/>
-                                <w:lang w:val="en-PH"/>
-                              </w:rPr>
-                              <w:t>}</w:t>
-                            </w:r>
-                          </w:p>
-                        </w:txbxContent>
-                      </wps:txbx>
-                      <wps:bodyPr rot="0" vert="horz" wrap="square" lIns="91440" tIns="45720" rIns="91440" bIns="45720" anchor="t" anchorCtr="0">
-                        <a:noAutofit/>
-                      </wps:bodyPr>
-                    </wps:wsp>
-                  </a:graphicData>
-                </a:graphic>
-              </wp:anchor>
-            </w:drawing>
-          </mc:Choice>
-          <mc:Fallback>
-            <w:pict>
-              <v:shape id="Text Box 2" o:spid="_x0000_s1026" o:spt="202" type="#_x0000_t202" style="position:absolute;left:0pt;margin-left:380.35pt;margin-top:-78.85pt;height:20.65pt;width:173.45pt;mso-position-horizontal-relative:margin;z-index:-251646976;mso-width-relative:page;mso-height-relative:page;" filled="f" stroked="f" coordsize="21600,21600" o:gfxdata="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">
-                <v:fill on="f" focussize="0,0"/>
-                <v:stroke on="f" miterlimit="8" joinstyle="miter"/>
-                <v:imagedata o:title=""/>
-                <o:lock v:ext="edit" aspectratio="f"/>
-                <v:textbox>
-                  <w:txbxContent>
-                    <w:p>
-                      <w:pPr>
-                        <w:jc w:val="center"/>
-                        <w:rPr>
-                          <w:rFonts w:hint="default" w:ascii="Arial" w:hAnsi="Arial" w:cs="Arial"/>
-                          <w:b/>
-                          <w:bCs/>
-                          <w:sz w:val="14"/>
-                          <w:szCs w:val="14"/>
-                          <w:u w:val="none"/>
-                          <w:lang w:val="en-PH"/>
-                        </w:rPr>
-                      </w:pPr>
-                      <w:r>
-                        <w:rPr>
-                          <w:rFonts w:hint="default" w:ascii="Arial" w:hAnsi="Arial" w:cs="Arial"/>
-                          <w:b/>
-                          <w:bCs/>
-                          <w:sz w:val="14"/>
-                          <w:szCs w:val="14"/>
-                          <w:u w:val="none"/>
-                          <w:lang w:val="en-PH"/>
-                        </w:rPr>
-                        <w:t>{</w:t>
-                      </w:r>
-                      <w:r>
-                        <w:rPr>
-                          <w:rFonts w:hint="default" w:ascii="Arial" w:hAnsi="Arial" w:cs="Arial"/>
-                          <w:b/>
-                          <w:bCs/>
-                          <w:sz w:val="14"/>
-                          <w:szCs w:val="14"/>
-                          <w:u w:val="none"/>
-                          <w:lang w:val="en-US"/>
-                        </w:rPr>
-                        <w:t>FSIC_APP_NO</w:t>
-                      </w:r>
-                      <w:r>
-                        <w:rPr>
-                          <w:rFonts w:hint="default" w:ascii="Arial" w:hAnsi="Arial" w:cs="Arial"/>
-                          <w:b/>
-                          <w:bCs/>
-                          <w:sz w:val="14"/>
-                          <w:szCs w:val="14"/>
-                          <w:u w:val="none"/>
-                          <w:lang w:val="en-PH"/>
-                        </w:rPr>
-                        <w:t>}</w:t>
-                      </w:r>
-                    </w:p>
-                  </w:txbxContent>
-                </v:textbox>
-              </v:shape>
-            </w:pict>
-          </mc:Fallback>
-        </mc:AlternateContent>
-      </w:r>
       <w:r>
         <w:rPr>
           <w:rFonts w:ascii="Arial" w:hAnsi="Arial" w:cs="Arial"/>
@@ -3492,6 +3320,194 @@
           <w:szCs w:val="12"/>
         </w:rPr>
       </w:pPr>
+      <w:bookmarkStart w:id="1" w:name="_GoBack"/>
+      <w:bookmarkEnd w:id="1"/>
+      <w:r>
+        <w:rPr>
+          <w:rFonts w:ascii="Arial" w:hAnsi="Arial" w:eastAsia="Arial" w:cs="Arial"/>
+          <w:b/>
+        </w:rPr>
+        <mc:AlternateContent>
+          <mc:Choice Requires="wps">
+            <w:drawing>
+              <wp:anchor distT="45720" distB="45720" distL="114300" distR="114300" simplePos="0" relativeHeight="251669504" behindDoc="1" locked="0" layoutInCell="1" allowOverlap="1">
+                <wp:simplePos x="0" y="0"/>
+                <wp:positionH relativeFrom="margin">
+                  <wp:posOffset>4387215</wp:posOffset>
+                </wp:positionH>
+                <wp:positionV relativeFrom="paragraph">
+                  <wp:posOffset>231140</wp:posOffset>
+                </wp:positionV>
+                <wp:extent cx="2202815" cy="262255"/>
+                <wp:effectExtent l="0" t="0" r="0" b="0"/>
+                <wp:wrapNone/>
+                <wp:docPr id="14" name="Text Box 2"/>
+                <wp:cNvGraphicFramePr/>
+                <a:graphic xmlns:a="http://schemas.openxmlformats.org/drawingml/2006/main">
+                  <a:graphicData uri="http://schemas.microsoft.com/office/word/2010/wordprocessingShape">
+                    <wps:wsp>
+                      <wps:cNvSpPr txBox="1">
+                        <a:spLocks noChangeArrowheads="1"/>
+                      </wps:cNvSpPr>
+                      <wps:spPr bwMode="auto">
+                        <a:xfrm>
+                          <a:off x="0" y="0"/>
+                          <a:ext cx="2202815" cy="262255"/>
+                        </a:xfrm>
+                        <a:prstGeom prst="rect">
+                          <a:avLst/>
+                        </a:prstGeom>
+                        <a:noFill/>
+                        <a:ln w="9525">
+                          <a:noFill/>
+                          <a:miter lim="800000"/>
+                        </a:ln>
+                      </wps:spPr>
+                      <wps:txbx>
+                        <w:txbxContent>
+                          <w:p>
+                            <w:pPr>
+                              <w:jc w:val="center"/>
+                              <w:rPr>
+                                <w:rFonts w:hint="default" w:ascii="Arial" w:hAnsi="Arial" w:cs="Arial"/>
+                                <w:b/>
+                                <w:bCs/>
+                                <w:sz w:val="14"/>
+                                <w:szCs w:val="14"/>
+                                <w:u w:val="none"/>
+                                <w:lang w:val="en-PH"/>
+                              </w:rPr>
+                            </w:pPr>
+                            <w:r>
+                              <w:rPr>
+                                <w:rFonts w:hint="default" w:ascii="Arial" w:hAnsi="Arial" w:cs="Arial"/>
+                                <w:b/>
+                                <w:bCs/>
+                                <w:sz w:val="14"/>
+                                <w:szCs w:val="14"/>
+                                <w:u w:val="none"/>
+                                <w:lang w:val="en-PH"/>
+                              </w:rPr>
+                              <w:t>{</w:t>
+                            </w:r>
+                            <w:r>
+                              <w:rPr>
+                                <w:rFonts w:hint="default" w:ascii="Arial" w:hAnsi="Arial" w:cs="Arial"/>
+                                <w:b/>
+                                <w:bCs/>
+                                <w:sz w:val="14"/>
+                                <w:szCs w:val="14"/>
+                                <w:u w:val="none"/>
+                                <w:lang w:val="en-US"/>
+                              </w:rPr>
+                              <w:t>FSIC_APP_NO</w:t>
+                            </w:r>
+                            <w:r>
+                              <w:rPr>
+                                <w:rFonts w:hint="default" w:ascii="Arial" w:hAnsi="Arial" w:cs="Arial"/>
+                                <w:b/>
+                                <w:bCs/>
+                                <w:sz w:val="14"/>
+                                <w:szCs w:val="14"/>
+                                <w:u w:val="none"/>
+                                <w:lang w:val="en-PH"/>
+                              </w:rPr>
+                              <w:t>}</w:t>
+                            </w:r>
+                          </w:p>
+                          <w:p>
+                            <w:pPr>
+                              <w:rPr>
+                                <w:rFonts w:hint="default"/>
+                                <w:lang w:val="en-PH"/>
+                              </w:rPr>
+                            </w:pPr>
+                          </w:p>
+                        </w:txbxContent>
+                      </wps:txbx>
+                      <wps:bodyPr rot="0" vert="horz" wrap="square" lIns="91440" tIns="45720" rIns="91440" bIns="45720" anchor="t" anchorCtr="0">
+                        <a:noAutofit/>
+                      </wps:bodyPr>
+                    </wps:wsp>
+                  </a:graphicData>
+                </a:graphic>
+              </wp:anchor>
+            </w:drawing>
+          </mc:Choice>
+          <mc:Fallback>
+            <w:pict>
+              <v:shape id="Text Box 2" o:spid="_x0000_s1026" o:spt="202" type="#_x0000_t202" style="position:absolute;left:0pt;margin-left:345.45pt;margin-top:18.2pt;height:20.65pt;width:173.45pt;mso-position-horizontal-relative:margin;z-index:-251646976;mso-width-relative:page;mso-height-relative:page;" filled="f" stroked="f" coordsize="21600,21600" o:gfxdata="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">
+                <v:fill on="f" focussize="0,0"/>
+                <v:stroke on="f" miterlimit="8" joinstyle="miter"/>
+                <v:imagedata o:title=""/>
+                <o:lock v:ext="edit" aspectratio="f"/>
+                <v:textbox>
+                  <w:txbxContent>
+                    <w:p>
+                      <w:pPr>
+                        <w:jc w:val="center"/>
+                        <w:rPr>
+                          <w:rFonts w:hint="default" w:ascii="Arial" w:hAnsi="Arial" w:cs="Arial"/>
+                          <w:b/>
+                          <w:bCs/>
+                          <w:sz w:val="14"/>
+                          <w:szCs w:val="14"/>
+                          <w:u w:val="none"/>
+                          <w:lang w:val="en-PH"/>
+                        </w:rPr>
+                      </w:pPr>
+                      <w:r>
+                        <w:rPr>
+                          <w:rFonts w:hint="default" w:ascii="Arial" w:hAnsi="Arial" w:cs="Arial"/>
+                          <w:b/>
+                          <w:bCs/>
+                          <w:sz w:val="14"/>
+                          <w:szCs w:val="14"/>
+                          <w:u w:val="none"/>
+                          <w:lang w:val="en-PH"/>
+                        </w:rPr>
+                        <w:t>{</w:t>
+                      </w:r>
+                      <w:r>
+                        <w:rPr>
+                          <w:rFonts w:hint="default" w:ascii="Arial" w:hAnsi="Arial" w:cs="Arial"/>
+                          <w:b/>
+                          <w:bCs/>
+                          <w:sz w:val="14"/>
+                          <w:szCs w:val="14"/>
+                          <w:u w:val="none"/>
+                          <w:lang w:val="en-US"/>
+                        </w:rPr>
+                        <w:t>FSIC_APP_NO</w:t>
+                      </w:r>
+                      <w:r>
+                        <w:rPr>
+                          <w:rFonts w:hint="default" w:ascii="Arial" w:hAnsi="Arial" w:cs="Arial"/>
+                          <w:b/>
+                          <w:bCs/>
+                          <w:sz w:val="14"/>
+                          <w:szCs w:val="14"/>
+                          <w:u w:val="none"/>
+                          <w:lang w:val="en-PH"/>
+                        </w:rPr>
+                        <w:t>}</w:t>
+                      </w:r>
+                    </w:p>
+                    <w:p>
+                      <w:pPr>
+                        <w:rPr>
+                          <w:rFonts w:hint="default"/>
+                          <w:lang w:val="en-PH"/>
+                        </w:rPr>
+                      </w:pPr>
+                    </w:p>
+                  </w:txbxContent>
+                </v:textbox>
+              </v:shape>
+            </w:pict>
+          </mc:Fallback>
+        </mc:AlternateContent>
+      </w:r>
       <w:r>
         <w:rPr>
           <w:rFonts w:ascii="Arial" w:hAnsi="Arial" w:eastAsia="Arial" w:cs="Arial"/>

--- a/templates/officers.docx
+++ b/templates/officers.docx
@@ -1686,6 +1686,7 @@
                 <w:b/>
               </w:rPr>
             </w:pPr>
+            <w:bookmarkStart w:id="1" w:name="_GoBack"/>
             <w:r>
               <w:rPr>
                 <w:rFonts w:ascii="Arial" w:hAnsi="Arial" w:eastAsia="Arial" w:cs="Arial"/>
@@ -2056,6 +2057,7 @@
           </w:p>
         </w:tc>
       </w:tr>
+      <w:bookmarkEnd w:id="1"/>
       <w:tr>
         <w:tblPrEx>
           <w:tblBorders>
@@ -2538,20 +2540,22 @@
           </w:p>
           <w:p>
             <w:pPr>
-              <w:spacing w:line="0" w:lineRule="atLeast"/>
-              <w:ind w:right="-360"/>
               <w:jc w:val="center"/>
               <w:rPr>
-                <w:rFonts w:ascii="Arial" w:hAnsi="Arial" w:eastAsia="Arial" w:cs="Arial"/>
-                <w:b/>
+                <w:rFonts w:hint="default" w:ascii="Arial" w:hAnsi="Arial" w:cs="Arial"/>
+                <w:b/>
+                <w:bCs/>
               </w:rPr>
             </w:pPr>
             <w:r>
               <w:rPr>
-                <w:rFonts w:ascii="Arial" w:hAnsi="Arial" w:eastAsia="Arial" w:cs="Arial"/>
-                <w:b/>
-              </w:rPr>
-              <w:t>Chief, Fire Safety Enforcement Section</w:t>
+                <w:rFonts w:hint="default" w:ascii="Arial" w:hAnsi="Arial" w:eastAsia="SimSun" w:cs="Arial"/>
+                <w:b/>
+                <w:bCs/>
+                <w:sz w:val="24"/>
+                <w:szCs w:val="24"/>
+              </w:rPr>
+              <w:t>{CHIEF_POSITION}</w:t>
             </w:r>
           </w:p>
           <w:p>
@@ -3320,8 +3324,6 @@
           <w:szCs w:val="12"/>
         </w:rPr>
       </w:pPr>
-      <w:bookmarkStart w:id="1" w:name="_GoBack"/>
-      <w:bookmarkEnd w:id="1"/>
       <w:r>
         <w:rPr>
           <w:rFonts w:ascii="Arial" w:hAnsi="Arial" w:eastAsia="Arial" w:cs="Arial"/>
@@ -3960,7 +3962,7 @@
         </mc:Choice>
         <mc:Fallback>
           <w:pict>
-            <v:group id="_x0000_s1026" o:spid="_x0000_s1026" o:spt="203" style="position:absolute;left:0pt;margin-left:-9.9pt;margin-top:14.4pt;height:80.9pt;width:518.55pt;z-index:251659264;mso-width-relative:page;mso-height-relative:page;" coordorigin="0,107004" coordsize="6585625,1027606" o:gfxdata="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">
+            <v:group id="_x0000_s1026" o:spid="_x0000_s1026" o:spt="203" style="position:absolute;left:0pt;margin-left:-9.9pt;margin-top:14.4pt;height:80.9pt;width:518.55pt;z-index:251659264;mso-width-relative:page;mso-height-relative:page;" coordorigin="0,107004" coordsize="6585625,1027606" o:gfxdata="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">
               <o:lock v:ext="edit" aspectratio="f"/>
               <v:rect id="Rectangle 10" o:spid="_x0000_s1026" o:spt="1" style="position:absolute;left:0;top:145908;height:970400;width:6585625;v-text-anchor:middle;" fillcolor="#FFFFFF [3201]" filled="t" stroked="t" coordsize="21600,21600" o:gfxdata="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">
                 <v:fill on="t" focussize="0,0"/>

--- a/templates/officers.docx
+++ b/templates/officers.docx
@@ -1686,7 +1686,6 @@
                 <w:b/>
               </w:rPr>
             </w:pPr>
-            <w:bookmarkStart w:id="1" w:name="_GoBack"/>
             <w:r>
               <w:rPr>
                 <w:rFonts w:ascii="Arial" w:hAnsi="Arial" w:eastAsia="Arial" w:cs="Arial"/>
@@ -2057,7 +2056,6 @@
           </w:p>
         </w:tc>
       </w:tr>
-      <w:bookmarkEnd w:id="1"/>
       <w:tr>
         <w:tblPrEx>
           <w:tblBorders>
@@ -2545,6 +2543,8 @@
                 <w:rFonts w:hint="default" w:ascii="Arial" w:hAnsi="Arial" w:cs="Arial"/>
                 <w:b/>
                 <w:bCs/>
+                <w:sz w:val="22"/>
+                <w:szCs w:val="22"/>
               </w:rPr>
             </w:pPr>
             <w:r>
@@ -2552,8 +2552,8 @@
                 <w:rFonts w:hint="default" w:ascii="Arial" w:hAnsi="Arial" w:eastAsia="SimSun" w:cs="Arial"/>
                 <w:b/>
                 <w:bCs/>
-                <w:sz w:val="24"/>
-                <w:szCs w:val="24"/>
+                <w:sz w:val="22"/>
+                <w:szCs w:val="22"/>
               </w:rPr>
               <w:t>{CHIEF_POSITION}</w:t>
             </w:r>
@@ -2734,6 +2734,8 @@
                 <w:b/>
               </w:rPr>
             </w:pPr>
+            <w:bookmarkStart w:id="1" w:name="_GoBack"/>
+            <w:bookmarkEnd w:id="1"/>
           </w:p>
         </w:tc>
       </w:tr>
@@ -3962,7 +3964,7 @@
         </mc:Choice>
         <mc:Fallback>
           <w:pict>
-            <v:group id="_x0000_s1026" o:spid="_x0000_s1026" o:spt="203" style="position:absolute;left:0pt;margin-left:-9.9pt;margin-top:14.4pt;height:80.9pt;width:518.55pt;z-index:251659264;mso-width-relative:page;mso-height-relative:page;" coordorigin="0,107004" coordsize="6585625,1027606" o:gfxdata="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">
+            <v:group id="_x0000_s1026" o:spid="_x0000_s1026" o:spt="203" style="position:absolute;left:0pt;margin-left:-9.9pt;margin-top:14.4pt;height:80.9pt;width:518.55pt;z-index:251659264;mso-width-relative:page;mso-height-relative:page;" coordorigin="0,107004" coordsize="6585625,1027606" o:gfxdata="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">
               <o:lock v:ext="edit" aspectratio="f"/>
               <v:rect id="Rectangle 10" o:spid="_x0000_s1026" o:spt="1" style="position:absolute;left:0;top:145908;height:970400;width:6585625;v-text-anchor:middle;" fillcolor="#FFFFFF [3201]" filled="t" stroked="t" coordsize="21600,21600" o:gfxdata="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">
                 <v:fill on="t" focussize="0,0"/>

--- a/templates/officers.docx
+++ b/templates/officers.docx
@@ -2713,8 +2713,9 @@
               <w:spacing w:line="0" w:lineRule="atLeast"/>
               <w:ind w:right="-360"/>
               <w:rPr>
-                <w:rFonts w:ascii="Arial" w:hAnsi="Arial" w:eastAsia="Arial" w:cs="Arial"/>
-                <w:b/>
+                <w:rFonts w:hint="default" w:ascii="Arial" w:hAnsi="Arial" w:eastAsia="Arial" w:cs="Arial"/>
+                <w:b/>
+                <w:lang w:val="en-US"/>
               </w:rPr>
             </w:pPr>
             <w:r>
@@ -2722,7 +2723,30 @@
                 <w:rFonts w:ascii="Arial" w:hAnsi="Arial" w:eastAsia="Arial" w:cs="Arial"/>
                 <w:b/>
               </w:rPr>
-              <w:t xml:space="preserve">              DISTRICT FIRE MARSHAL</w:t>
+              <w:t xml:space="preserve">              </w:t>
+            </w:r>
+            <w:r>
+              <w:rPr>
+                <w:rFonts w:hint="default" w:ascii="Arial" w:hAnsi="Arial" w:eastAsia="Arial" w:cs="Arial"/>
+                <w:b/>
+                <w:lang w:val="en-US"/>
+              </w:rPr>
+              <w:t>{</w:t>
+            </w:r>
+            <w:r>
+              <w:rPr>
+                <w:rFonts w:ascii="Arial" w:hAnsi="Arial" w:eastAsia="Arial" w:cs="Arial"/>
+                <w:b/>
+              </w:rPr>
+              <w:t>MARSHAL</w:t>
+            </w:r>
+            <w:r>
+              <w:rPr>
+                <w:rFonts w:hint="default" w:ascii="Arial" w:hAnsi="Arial" w:eastAsia="Arial" w:cs="Arial"/>
+                <w:b/>
+                <w:lang w:val="en-US"/>
+              </w:rPr>
+              <w:t>_POSITION}</w:t>
             </w:r>
           </w:p>
           <w:p>
@@ -2734,8 +2758,6 @@
                 <w:b/>
               </w:rPr>
             </w:pPr>
-            <w:bookmarkStart w:id="1" w:name="_GoBack"/>
-            <w:bookmarkEnd w:id="1"/>
           </w:p>
         </w:tc>
       </w:tr>
